--- a/writeup/Sandy.docx
+++ b/writeup/Sandy.docx
@@ -197,6 +197,152 @@
           <w:szCs w:val="18"/>
         </w:rPr>
         <w:t xml:space="preserve">So, having realised all this, I created a GitHub Repo, with sub section. I will aim to experiment with network scanning next time. </w:t>
+      </w:r>
+      <w:r>
+        <w:rPr>
+          <w:rFonts w:ascii="Cambria" w:hAnsi="Cambria" w:cs="Apple Symbols"/>
+          <w:sz w:val="18"/>
+          <w:szCs w:val="18"/>
+        </w:rPr>
+        <w:br/>
+      </w:r>
+      <w:r>
+        <w:rPr>
+          <w:rFonts w:ascii="Cambria" w:hAnsi="Cambria" w:cs="Apple Symbols"/>
+          <w:sz w:val="18"/>
+          <w:szCs w:val="18"/>
+        </w:rPr>
+        <w:br/>
+      </w:r>
+      <w:r>
+        <w:rPr>
+          <w:rFonts w:ascii="Cambria" w:hAnsi="Cambria" w:cs="Apple Symbols"/>
+          <w:sz w:val="18"/>
+          <w:szCs w:val="18"/>
+        </w:rPr>
+        <w:br/>
+        <w:t xml:space="preserve">09/08/2026 – </w:t>
+      </w:r>
+      <w:r>
+        <w:rPr>
+          <w:rFonts w:ascii="Cambria" w:hAnsi="Cambria" w:cs="Apple Symbols"/>
+          <w:b/>
+          <w:bCs/>
+          <w:sz w:val="18"/>
+          <w:szCs w:val="18"/>
+        </w:rPr>
+        <w:t>familiarising myself with QT, and getting a grasp of how it will interact with my source code.</w:t>
+      </w:r>
+    </w:p>
+    <w:p>
+      <w:pPr>
+        <w:rPr>
+          <w:rFonts w:ascii="Cambria" w:hAnsi="Cambria" w:cs="Apple Symbols"/>
+          <w:sz w:val="18"/>
+          <w:szCs w:val="18"/>
+        </w:rPr>
+      </w:pPr>
+      <w:r>
+        <w:rPr>
+          <w:rFonts w:ascii="Cambria" w:hAnsi="Cambria" w:cs="Apple Symbols"/>
+          <w:sz w:val="18"/>
+          <w:szCs w:val="18"/>
+        </w:rPr>
+        <w:t xml:space="preserve">I realised early on that QT is not just a library. Following many online tutorials on how to simply get some sort of window popping up already showed me this would not be a simple task. However, after finally downloading and exploring Qt Creator (the IDE that comes with), I realised that building a graphical interface would be a lot simpler than I expected, as the IDE offers a ‘drag-and-drop’ style of GUI development. </w:t>
+      </w:r>
+      <w:r>
+        <w:rPr>
+          <w:rFonts w:ascii="Cambria" w:hAnsi="Cambria" w:cs="Apple Symbols"/>
+          <w:sz w:val="18"/>
+          <w:szCs w:val="18"/>
+        </w:rPr>
+        <w:br/>
+      </w:r>
+      <w:r>
+        <w:rPr>
+          <w:rFonts w:ascii="Cambria" w:hAnsi="Cambria" w:cs="Apple Symbols"/>
+          <w:sz w:val="18"/>
+          <w:szCs w:val="18"/>
+        </w:rPr>
+        <w:br/>
+        <w:t xml:space="preserve">I realise that ‘drag-and-drop’ is very Scratch like, and I quickly got worried that this would be illegal as per OCR’s guidelines. </w:t>
+      </w:r>
+      <w:proofErr w:type="gramStart"/>
+      <w:r>
+        <w:rPr>
+          <w:rFonts w:ascii="Cambria" w:hAnsi="Cambria" w:cs="Apple Symbols"/>
+          <w:sz w:val="18"/>
+          <w:szCs w:val="18"/>
+        </w:rPr>
+        <w:t>However</w:t>
+      </w:r>
+      <w:proofErr w:type="gramEnd"/>
+      <w:r>
+        <w:rPr>
+          <w:rFonts w:ascii="Cambria" w:hAnsi="Cambria" w:cs="Apple Symbols"/>
+          <w:sz w:val="18"/>
+          <w:szCs w:val="18"/>
+        </w:rPr>
+        <w:t xml:space="preserve"> I will reassure whoever is marking my NEA that the main heavy lifting of the project will be the backend, with several modules (as specified in a previous report) all acting together. Qt (and Qt Creator’s GUI builder) will only be used to create a nice visual for the user to interact with in order to send and receive files, as per the </w:t>
+      </w:r>
+      <w:proofErr w:type="gramStart"/>
+      <w:r>
+        <w:rPr>
+          <w:rFonts w:ascii="Cambria" w:hAnsi="Cambria" w:cs="Apple Symbols"/>
+          <w:sz w:val="18"/>
+          <w:szCs w:val="18"/>
+        </w:rPr>
+        <w:t>projects</w:t>
+      </w:r>
+      <w:proofErr w:type="gramEnd"/>
+      <w:r>
+        <w:rPr>
+          <w:rFonts w:ascii="Cambria" w:hAnsi="Cambria" w:cs="Apple Symbols"/>
+          <w:sz w:val="18"/>
+          <w:szCs w:val="18"/>
+        </w:rPr>
+        <w:t xml:space="preserve"> original goals.</w:t>
+      </w:r>
+      <w:r>
+        <w:rPr>
+          <w:rFonts w:ascii="Cambria" w:hAnsi="Cambria" w:cs="Apple Symbols"/>
+          <w:sz w:val="18"/>
+          <w:szCs w:val="18"/>
+        </w:rPr>
+        <w:br/>
+      </w:r>
+      <w:r>
+        <w:rPr>
+          <w:rFonts w:ascii="Cambria" w:hAnsi="Cambria" w:cs="Apple Symbols"/>
+          <w:sz w:val="18"/>
+          <w:szCs w:val="18"/>
+        </w:rPr>
+        <w:br/>
+        <w:t xml:space="preserve">That being said, today was a good day, I got a basic Qt program running, </w:t>
+      </w:r>
+      <w:r>
+        <w:rPr>
+          <w:rFonts w:ascii="Cambria" w:hAnsi="Cambria" w:cs="Apple Symbols"/>
+          <w:sz w:val="18"/>
+          <w:szCs w:val="18"/>
+        </w:rPr>
+        <w:t xml:space="preserve">narrowed down exactly how Qt will help with bringing this project together, and hope to spend the next few days learning more about Qt, and how I can use my future modules to seamlessly interact with Qt. </w:t>
+      </w:r>
+      <w:r>
+        <w:rPr>
+          <w:rFonts w:ascii="Cambria" w:hAnsi="Cambria" w:cs="Apple Symbols"/>
+          <w:sz w:val="18"/>
+          <w:szCs w:val="18"/>
+        </w:rPr>
+        <w:br/>
+      </w:r>
+      <w:r>
+        <w:rPr>
+          <w:rFonts w:ascii="Cambria" w:hAnsi="Cambria" w:cs="Apple Symbols"/>
+          <w:sz w:val="18"/>
+          <w:szCs w:val="18"/>
+        </w:rPr>
+        <w:br/>
       </w:r>
     </w:p>
     <w:p>

--- a/writeup/Sandy.docx
+++ b/writeup/Sandy.docx
@@ -283,25 +283,7 @@
           <w:sz w:val="18"/>
           <w:szCs w:val="18"/>
         </w:rPr>
-        <w:t xml:space="preserve"> I will reassure whoever is marking my NEA that the main heavy lifting of the project will be the backend, with several modules (as specified in a previous report) all acting together. Qt (and Qt Creator’s GUI builder) will only be used to create a nice visual for the user to interact with in order to send and receive files, as per the </w:t>
-      </w:r>
-      <w:proofErr w:type="gramStart"/>
-      <w:r>
-        <w:rPr>
-          <w:rFonts w:ascii="Cambria" w:hAnsi="Cambria" w:cs="Apple Symbols"/>
-          <w:sz w:val="18"/>
-          <w:szCs w:val="18"/>
-        </w:rPr>
-        <w:t>projects</w:t>
-      </w:r>
-      <w:proofErr w:type="gramEnd"/>
-      <w:r>
-        <w:rPr>
-          <w:rFonts w:ascii="Cambria" w:hAnsi="Cambria" w:cs="Apple Symbols"/>
-          <w:sz w:val="18"/>
-          <w:szCs w:val="18"/>
-        </w:rPr>
-        <w:t xml:space="preserve"> original goals.</w:t>
+        <w:t xml:space="preserve"> I will reassure whoever is marking my NEA that the main heavy lifting of the project will be the backend, with several modules (as specified in a previous report) all acting together. Qt (and Qt Creator’s GUI builder) will only be used to create a nice visual for the user to interact with in order to send and receive files, as per the projects original goals.</w:t>
       </w:r>
       <w:r>
         <w:rPr>
@@ -342,6 +324,146 @@
           <w:sz w:val="18"/>
           <w:szCs w:val="18"/>
         </w:rPr>
+        <w:br/>
+        <w:t xml:space="preserve">10/08/2026 – </w:t>
+      </w:r>
+      <w:r>
+        <w:rPr>
+          <w:rFonts w:ascii="Cambria" w:hAnsi="Cambria" w:cs="Apple Symbols"/>
+          <w:b/>
+          <w:bCs/>
+          <w:sz w:val="18"/>
+          <w:szCs w:val="18"/>
+        </w:rPr>
+        <w:t>Tackling the TCP.</w:t>
+      </w:r>
+      <w:r>
+        <w:rPr>
+          <w:rFonts w:ascii="Cambria" w:hAnsi="Cambria" w:cs="Apple Symbols"/>
+          <w:sz w:val="18"/>
+          <w:szCs w:val="18"/>
+        </w:rPr>
+        <w:t xml:space="preserve"> </w:t>
+      </w:r>
+      <w:r>
+        <w:rPr>
+          <w:rFonts w:ascii="Cambria" w:hAnsi="Cambria" w:cs="Apple Symbols"/>
+          <w:sz w:val="18"/>
+          <w:szCs w:val="18"/>
+        </w:rPr>
+        <w:br/>
+      </w:r>
+      <w:r>
+        <w:rPr>
+          <w:rFonts w:ascii="Cambria" w:hAnsi="Cambria" w:cs="Apple Symbols"/>
+          <w:sz w:val="18"/>
+          <w:szCs w:val="18"/>
+        </w:rPr>
+        <w:br/>
+        <w:t xml:space="preserve">I’m on a roll, so the next thing I’ve decided to look into is how the actual networking aspect of the program would look like. So far, I’ve figured out that I cannot just scan every device. Instead, I would have the program transmit signals basically saying “I’m here, come to my address” on a certain port. Since each device needs to facilitate either receiving or sending, whoever the receiving device is, will take that message and note it down. The user can then select which device to send to. However, I’m not exactly sure what libraries to use, and how to even implement it. Hopefully the end goal for today is to develop some sort of prototype using Qt, and the network module I’ll create. </w:t>
+      </w:r>
+    </w:p>
+    <w:p>
+      <w:pPr>
+        <w:rPr>
+          <w:rFonts w:ascii="Cambria" w:hAnsi="Cambria" w:cs="Apple Symbols"/>
+          <w:sz w:val="18"/>
+          <w:szCs w:val="18"/>
+        </w:rPr>
+      </w:pPr>
+      <w:proofErr w:type="spellStart"/>
+      <w:r>
+        <w:rPr>
+          <w:rFonts w:ascii="Cambria" w:hAnsi="Cambria" w:cs="Apple Symbols"/>
+          <w:sz w:val="18"/>
+          <w:szCs w:val="18"/>
+        </w:rPr>
+        <w:t>Boost.Asio</w:t>
+      </w:r>
+      <w:proofErr w:type="spellEnd"/>
+      <w:r>
+        <w:rPr>
+          <w:rFonts w:ascii="Cambria" w:hAnsi="Cambria" w:cs="Apple Symbols"/>
+          <w:sz w:val="18"/>
+          <w:szCs w:val="18"/>
+        </w:rPr>
+        <w:t xml:space="preserve">, from what I gather, is really the only lib ill need for networking. It’s a </w:t>
+      </w:r>
+      <w:proofErr w:type="spellStart"/>
+      <w:r>
+        <w:rPr>
+          <w:rFonts w:ascii="Cambria" w:hAnsi="Cambria" w:cs="Apple Symbols"/>
+          <w:sz w:val="18"/>
+          <w:szCs w:val="18"/>
+        </w:rPr>
+        <w:t>cpp</w:t>
+      </w:r>
+      <w:proofErr w:type="spellEnd"/>
+      <w:r>
+        <w:rPr>
+          <w:rFonts w:ascii="Cambria" w:hAnsi="Cambria" w:cs="Apple Symbols"/>
+          <w:sz w:val="18"/>
+          <w:szCs w:val="18"/>
+        </w:rPr>
+        <w:t xml:space="preserve"> lib, </w:t>
+      </w:r>
+      <w:r>
+        <w:rPr>
+          <w:rFonts w:ascii="Cambria" w:hAnsi="Cambria" w:cs="Apple Symbols"/>
+          <w:sz w:val="18"/>
+          <w:szCs w:val="18"/>
+        </w:rPr>
+        <w:t xml:space="preserve">has the ability to discover and connect. And I’ll use it to send pings to all the other devices on the port I select. (TBD) I think this is also a great time to mention, that all my progress (source code) is being tracked on GitHub. If anyone wishes to double check my work progress history, I’ll be glad to share it. </w:t>
+      </w:r>
+    </w:p>
+    <w:p>
+      <w:pPr>
+        <w:rPr>
+          <w:rFonts w:ascii="Cambria" w:hAnsi="Cambria" w:cs="Apple Symbols"/>
+          <w:sz w:val="18"/>
+          <w:szCs w:val="18"/>
+        </w:rPr>
+      </w:pPr>
+    </w:p>
+    <w:p>
+      <w:pPr>
+        <w:rPr>
+          <w:rFonts w:ascii="Cambria" w:hAnsi="Cambria" w:cs="Apple Symbols"/>
+          <w:sz w:val="18"/>
+          <w:szCs w:val="18"/>
+        </w:rPr>
+      </w:pPr>
+      <w:r>
+        <w:rPr>
+          <w:rFonts w:ascii="Cambria" w:hAnsi="Cambria" w:cs="Apple Symbols"/>
+          <w:sz w:val="18"/>
+          <w:szCs w:val="18"/>
+        </w:rPr>
+        <w:br/>
+      </w:r>
+      <w:r>
+        <w:rPr>
+          <w:rFonts w:ascii="Cambria" w:hAnsi="Cambria" w:cs="Apple Symbols"/>
+          <w:sz w:val="18"/>
+          <w:szCs w:val="18"/>
+        </w:rPr>
+        <w:t xml:space="preserve"> </w:t>
+      </w:r>
+      <w:r>
+        <w:rPr>
+          <w:rFonts w:ascii="Cambria" w:hAnsi="Cambria" w:cs="Apple Symbols"/>
+          <w:sz w:val="18"/>
+          <w:szCs w:val="18"/>
+        </w:rPr>
+        <w:br/>
+      </w:r>
+      <w:r>
+        <w:rPr>
+          <w:rFonts w:ascii="Cambria" w:hAnsi="Cambria" w:cs="Apple Symbols"/>
+          <w:sz w:val="18"/>
+          <w:szCs w:val="18"/>
+        </w:rPr>
+        <w:lastRenderedPageBreak/>
         <w:br/>
       </w:r>
     </w:p>
